--- a/Пояснительная записка.docx
+++ b/Пояснительная записка.docx
@@ -3170,7 +3170,7 @@
           <w:sz w:val="28"/>
           <w:szCs w:val="28"/>
         </w:rPr>
-        <w:t>доставках</w:t>
+        <w:t>товарах</w:t>
       </w:r>
       <w:r>
         <w:rPr>
@@ -7461,6 +7461,13 @@
     </w:p>
     <w:sdt>
       <w:sdtPr>
+        <w:rPr>
+          <w:rFonts w:ascii="Times New Roman" w:eastAsia="Times New Roman" w:hAnsi="Times New Roman" w:cs="Times New Roman"/>
+          <w:color w:val="auto"/>
+          <w:sz w:val="20"/>
+          <w:szCs w:val="20"/>
+          <w:lang w:eastAsia="zh-CN"/>
+        </w:rPr>
         <w:id w:val="-836614539"/>
         <w:docPartObj>
           <w:docPartGallery w:val="Table of Contents"/>
@@ -7469,13 +7476,8 @@
       </w:sdtPr>
       <w:sdtEndPr>
         <w:rPr>
-          <w:rFonts w:ascii="Times New Roman" w:eastAsia="Times New Roman" w:hAnsi="Times New Roman" w:cs="Times New Roman"/>
           <w:b/>
           <w:bCs/>
-          <w:color w:val="auto"/>
-          <w:sz w:val="20"/>
-          <w:szCs w:val="20"/>
-          <w:lang w:eastAsia="zh-CN"/>
         </w:rPr>
       </w:sdtEndPr>
       <w:sdtContent>
@@ -28498,6 +28500,7 @@
       </w:r>
       <w:r>
         <w:rPr>
+          <w:noProof/>
           <w:sz w:val="28"/>
           <w:szCs w:val="28"/>
         </w:rPr>
@@ -29077,6 +29080,7 @@
       </w:r>
       <w:r>
         <w:rPr>
+          <w:noProof/>
           <w:sz w:val="28"/>
           <w:szCs w:val="28"/>
         </w:rPr>
@@ -37235,7 +37239,6 @@
       <w:pPr>
         <w:rPr>
           <w:rStyle w:val="HTML1"/>
-          <w:lang w:val="en-US"/>
         </w:rPr>
       </w:pPr>
       <w:r>
@@ -37243,7 +37246,39 @@
           <w:rStyle w:val="HTML1"/>
           <w:lang w:val="en-US"/>
         </w:rPr>
-        <w:t>SELECT * FROM products;</w:t>
+        <w:t>SELECT</w:t>
+      </w:r>
+      <w:r>
+        <w:rPr>
+          <w:rStyle w:val="HTML1"/>
+        </w:rPr>
+        <w:t xml:space="preserve"> * </w:t>
+      </w:r>
+      <w:r>
+        <w:rPr>
+          <w:rStyle w:val="HTML1"/>
+          <w:lang w:val="en-US"/>
+        </w:rPr>
+        <w:t>FROM</w:t>
+      </w:r>
+      <w:r>
+        <w:rPr>
+          <w:rStyle w:val="HTML1"/>
+        </w:rPr>
+        <w:t xml:space="preserve"> </w:t>
+      </w:r>
+      <w:r>
+        <w:rPr>
+          <w:rStyle w:val="HTML1"/>
+          <w:lang w:val="en-US"/>
+        </w:rPr>
+        <w:t>products</w:t>
+      </w:r>
+      <w:r>
+        <w:rPr>
+          <w:rStyle w:val="HTML1"/>
+        </w:rPr>
+        <w:t>;</w:t>
       </w:r>
     </w:p>
     <w:p>
@@ -37256,7 +37291,6 @@
           <w:rFonts w:ascii="Times New Roman" w:hAnsi="Times New Roman" w:cs="Times New Roman"/>
           <w:sz w:val="28"/>
           <w:szCs w:val="28"/>
-          <w:lang w:val="en-US"/>
         </w:rPr>
       </w:pPr>
     </w:p>
@@ -37327,6 +37361,7 @@
         <w:pStyle w:val="HTML"/>
         <w:rPr>
           <w:rStyle w:val="HTML1"/>
+          <w:lang w:val="en-US"/>
         </w:rPr>
       </w:pPr>
       <w:r>
@@ -37339,6 +37374,7 @@
       <w:r>
         <w:rPr>
           <w:rStyle w:val="HTML1"/>
+          <w:lang w:val="en-US"/>
         </w:rPr>
         <w:t xml:space="preserve"> </w:t>
       </w:r>
@@ -37352,6 +37388,7 @@
       <w:r>
         <w:rPr>
           <w:rStyle w:val="HTML1"/>
+          <w:lang w:val="en-US"/>
         </w:rPr>
         <w:t xml:space="preserve"> </w:t>
       </w:r>
@@ -37365,6 +37402,7 @@
       <w:r>
         <w:rPr>
           <w:rStyle w:val="HTML1"/>
+          <w:lang w:val="en-US"/>
         </w:rPr>
         <w:t xml:space="preserve"> (</w:t>
       </w:r>
@@ -37380,6 +37418,7 @@
       <w:r>
         <w:rPr>
           <w:rStyle w:val="HTML1"/>
+          <w:lang w:val="en-US"/>
         </w:rPr>
         <w:t xml:space="preserve">    </w:t>
       </w:r>
@@ -37516,21 +37555,7 @@
           <w:sz w:val="28"/>
           <w:szCs w:val="28"/>
         </w:rPr>
-        <w:t xml:space="preserve"> 1.</w:t>
-      </w:r>
-      <w:r>
-        <w:rPr>
-          <w:sz w:val="28"/>
-          <w:szCs w:val="28"/>
-        </w:rPr>
-        <w:t>4</w:t>
-      </w:r>
-      <w:r>
-        <w:rPr>
-          <w:sz w:val="28"/>
-          <w:szCs w:val="28"/>
-        </w:rPr>
-        <w:t xml:space="preserve"> — </w:t>
+        <w:t xml:space="preserve"> 1.4 — </w:t>
       </w:r>
       <w:r>
         <w:rPr>
@@ -37667,14 +37692,7 @@
           <w:sz w:val="28"/>
           <w:szCs w:val="28"/>
         </w:rPr>
-        <w:t>бновить</w:t>
-      </w:r>
-      <w:r>
-        <w:rPr>
-          <w:sz w:val="28"/>
-          <w:szCs w:val="28"/>
-        </w:rPr>
-        <w:t xml:space="preserve"> товар</w:t>
+        <w:t>бновить товар</w:t>
       </w:r>
       <w:r>
         <w:rPr>
@@ -37690,6 +37708,7 @@
         <w:contextualSpacing/>
         <w:rPr>
           <w:rStyle w:val="HTML1"/>
+          <w:lang w:val="en-US"/>
         </w:rPr>
       </w:pPr>
       <w:r>
@@ -37702,6 +37721,7 @@
       <w:r>
         <w:rPr>
           <w:rStyle w:val="HTML1"/>
+          <w:lang w:val="en-US"/>
         </w:rPr>
         <w:t xml:space="preserve"> </w:t>
       </w:r>
@@ -37719,6 +37739,7 @@
         <w:contextualSpacing/>
         <w:rPr>
           <w:rStyle w:val="HTML1"/>
+          <w:lang w:val="en-US"/>
         </w:rPr>
       </w:pPr>
     </w:p>
@@ -37788,7 +37809,6 @@
         <w:contextualSpacing/>
         <w:rPr>
           <w:rStyle w:val="HTML1"/>
-          <w:lang w:val="en-US"/>
         </w:rPr>
       </w:pPr>
       <w:r>
@@ -37796,7 +37816,13 @@
           <w:rStyle w:val="HTML1"/>
           <w:lang w:val="en-US"/>
         </w:rPr>
-        <w:t xml:space="preserve">    price = 150.00</w:t>
+        <w:t xml:space="preserve">    price</w:t>
+      </w:r>
+      <w:r>
+        <w:rPr>
+          <w:rStyle w:val="HTML1"/>
+        </w:rPr>
+        <w:t xml:space="preserve"> = 150.00</w:t>
       </w:r>
     </w:p>
     <w:p>
@@ -37805,7 +37831,6 @@
         <w:contextualSpacing/>
         <w:rPr>
           <w:rStyle w:val="HTML1"/>
-          <w:lang w:val="en-US"/>
         </w:rPr>
       </w:pPr>
     </w:p>
@@ -52677,14 +52702,7 @@
           <w:sz w:val="28"/>
           <w:szCs w:val="28"/>
         </w:rPr>
-        <w:t xml:space="preserve"> </w:t>
-      </w:r>
-      <w:r>
-        <w:rPr>
-          <w:sz w:val="28"/>
-          <w:szCs w:val="28"/>
-        </w:rPr>
-        <w:t xml:space="preserve">Метод </w:t>
+        <w:t xml:space="preserve"> Метод </w:t>
       </w:r>
       <w:r>
         <w:rPr>
@@ -52751,6 +52769,7 @@
       <w:pPr>
         <w:rPr>
           <w:rFonts w:ascii="Courier New" w:hAnsi="Courier New" w:cs="Courier New"/>
+          <w:lang w:val="en-US"/>
         </w:rPr>
       </w:pPr>
       <w:proofErr w:type="spellStart"/>
@@ -52758,6 +52777,7 @@
       <w:r>
         <w:rPr>
           <w:rFonts w:ascii="Courier New" w:hAnsi="Courier New" w:cs="Courier New"/>
+          <w:lang w:val="en-US"/>
         </w:rPr>
         <w:t>router.get</w:t>
       </w:r>
@@ -52765,6 +52785,7 @@
       <w:r>
         <w:rPr>
           <w:rFonts w:ascii="Courier New" w:hAnsi="Courier New" w:cs="Courier New"/>
+          <w:lang w:val="en-US"/>
         </w:rPr>
         <w:t>(</w:t>
       </w:r>
@@ -52772,47 +52793,22 @@
       <w:r>
         <w:rPr>
           <w:rFonts w:ascii="Courier New" w:hAnsi="Courier New" w:cs="Courier New"/>
-        </w:rPr>
-        <w:t>"/", (</w:t>
-      </w:r>
-      <w:proofErr w:type="spellStart"/>
-      <w:r>
-        <w:rPr>
-          <w:rFonts w:ascii="Courier New" w:hAnsi="Courier New" w:cs="Courier New"/>
-        </w:rPr>
-        <w:t>req</w:t>
-      </w:r>
-      <w:proofErr w:type="spellEnd"/>
-      <w:r>
-        <w:rPr>
-          <w:rFonts w:ascii="Courier New" w:hAnsi="Courier New" w:cs="Courier New"/>
-        </w:rPr>
-        <w:t xml:space="preserve">, </w:t>
-      </w:r>
-      <w:proofErr w:type="spellStart"/>
-      <w:r>
-        <w:rPr>
-          <w:rFonts w:ascii="Courier New" w:hAnsi="Courier New" w:cs="Courier New"/>
-        </w:rPr>
-        <w:t>res</w:t>
-      </w:r>
-      <w:proofErr w:type="spellEnd"/>
-      <w:r>
-        <w:rPr>
-          <w:rFonts w:ascii="Courier New" w:hAnsi="Courier New" w:cs="Courier New"/>
-        </w:rPr>
-        <w:t>) =&gt; {</w:t>
+          <w:lang w:val="en-US"/>
+        </w:rPr>
+        <w:t>"/", (req, res) =&gt; {</w:t>
       </w:r>
     </w:p>
     <w:p>
       <w:pPr>
         <w:rPr>
           <w:rFonts w:ascii="Courier New" w:hAnsi="Courier New" w:cs="Courier New"/>
+          <w:lang w:val="en-US"/>
         </w:rPr>
       </w:pPr>
       <w:r>
         <w:rPr>
           <w:rFonts w:ascii="Courier New" w:hAnsi="Courier New" w:cs="Courier New"/>
+          <w:lang w:val="en-US"/>
         </w:rPr>
         <w:t xml:space="preserve">  </w:t>
       </w:r>
@@ -52821,6 +52817,7 @@
       <w:r>
         <w:rPr>
           <w:rFonts w:ascii="Courier New" w:hAnsi="Courier New" w:cs="Courier New"/>
+          <w:lang w:val="en-US"/>
         </w:rPr>
         <w:t>db.query</w:t>
       </w:r>
@@ -52829,102 +52826,37 @@
       <w:r>
         <w:rPr>
           <w:rFonts w:ascii="Courier New" w:hAnsi="Courier New" w:cs="Courier New"/>
-        </w:rPr>
-        <w:t xml:space="preserve">("SELECT * FROM </w:t>
-      </w:r>
-      <w:proofErr w:type="spellStart"/>
-      <w:r>
-        <w:rPr>
-          <w:rFonts w:ascii="Courier New" w:hAnsi="Courier New" w:cs="Courier New"/>
-        </w:rPr>
-        <w:t>products</w:t>
-      </w:r>
-      <w:proofErr w:type="spellEnd"/>
-      <w:r>
-        <w:rPr>
-          <w:rFonts w:ascii="Courier New" w:hAnsi="Courier New" w:cs="Courier New"/>
-        </w:rPr>
-        <w:t>", (</w:t>
-      </w:r>
-      <w:proofErr w:type="spellStart"/>
-      <w:r>
-        <w:rPr>
-          <w:rFonts w:ascii="Courier New" w:hAnsi="Courier New" w:cs="Courier New"/>
-        </w:rPr>
-        <w:t>error</w:t>
-      </w:r>
-      <w:proofErr w:type="spellEnd"/>
-      <w:r>
-        <w:rPr>
-          <w:rFonts w:ascii="Courier New" w:hAnsi="Courier New" w:cs="Courier New"/>
-        </w:rPr>
-        <w:t xml:space="preserve">, </w:t>
-      </w:r>
-      <w:proofErr w:type="spellStart"/>
-      <w:r>
-        <w:rPr>
-          <w:rFonts w:ascii="Courier New" w:hAnsi="Courier New" w:cs="Courier New"/>
-        </w:rPr>
-        <w:t>result</w:t>
-      </w:r>
-      <w:proofErr w:type="spellEnd"/>
-      <w:r>
-        <w:rPr>
-          <w:rFonts w:ascii="Courier New" w:hAnsi="Courier New" w:cs="Courier New"/>
-        </w:rPr>
-        <w:t>) =&gt; {</w:t>
+          <w:lang w:val="en-US"/>
+        </w:rPr>
+        <w:t>("SELECT * FROM products", (error, result) =&gt; {</w:t>
       </w:r>
     </w:p>
     <w:p>
       <w:pPr>
         <w:rPr>
           <w:rFonts w:ascii="Courier New" w:hAnsi="Courier New" w:cs="Courier New"/>
+          <w:lang w:val="en-US"/>
         </w:rPr>
       </w:pPr>
       <w:r>
         <w:rPr>
           <w:rFonts w:ascii="Courier New" w:hAnsi="Courier New" w:cs="Courier New"/>
-        </w:rPr>
-        <w:t xml:space="preserve">    </w:t>
-      </w:r>
-      <w:proofErr w:type="spellStart"/>
-      <w:r>
-        <w:rPr>
-          <w:rFonts w:ascii="Courier New" w:hAnsi="Courier New" w:cs="Courier New"/>
-        </w:rPr>
-        <w:t>if</w:t>
-      </w:r>
-      <w:proofErr w:type="spellEnd"/>
-      <w:r>
-        <w:rPr>
-          <w:rFonts w:ascii="Courier New" w:hAnsi="Courier New" w:cs="Courier New"/>
-        </w:rPr>
-        <w:t xml:space="preserve"> (</w:t>
-      </w:r>
-      <w:proofErr w:type="spellStart"/>
-      <w:r>
-        <w:rPr>
-          <w:rFonts w:ascii="Courier New" w:hAnsi="Courier New" w:cs="Courier New"/>
-        </w:rPr>
-        <w:t>error</w:t>
-      </w:r>
-      <w:proofErr w:type="spellEnd"/>
-      <w:r>
-        <w:rPr>
-          <w:rFonts w:ascii="Courier New" w:hAnsi="Courier New" w:cs="Courier New"/>
-        </w:rPr>
-        <w:t>) {</w:t>
+          <w:lang w:val="en-US"/>
+        </w:rPr>
+        <w:t>    if (error) {</w:t>
       </w:r>
     </w:p>
     <w:p>
       <w:pPr>
         <w:rPr>
           <w:rFonts w:ascii="Courier New" w:hAnsi="Courier New" w:cs="Courier New"/>
+          <w:lang w:val="en-US"/>
         </w:rPr>
       </w:pPr>
       <w:r>
         <w:rPr>
           <w:rFonts w:ascii="Courier New" w:hAnsi="Courier New" w:cs="Courier New"/>
+          <w:lang w:val="en-US"/>
         </w:rPr>
         <w:t xml:space="preserve">      </w:t>
       </w:r>
@@ -52933,6 +52865,7 @@
       <w:r>
         <w:rPr>
           <w:rFonts w:ascii="Courier New" w:hAnsi="Courier New" w:cs="Courier New"/>
+          <w:lang w:val="en-US"/>
         </w:rPr>
         <w:t>res.status</w:t>
       </w:r>
@@ -52941,63 +52874,24 @@
       <w:r>
         <w:rPr>
           <w:rFonts w:ascii="Courier New" w:hAnsi="Courier New" w:cs="Courier New"/>
-        </w:rPr>
-        <w:t>(500).</w:t>
-      </w:r>
-      <w:proofErr w:type="spellStart"/>
-      <w:r>
-        <w:rPr>
-          <w:rFonts w:ascii="Courier New" w:hAnsi="Courier New" w:cs="Courier New"/>
-        </w:rPr>
-        <w:t>json</w:t>
-      </w:r>
-      <w:proofErr w:type="spellEnd"/>
-      <w:r>
-        <w:rPr>
-          <w:rFonts w:ascii="Courier New" w:hAnsi="Courier New" w:cs="Courier New"/>
-        </w:rPr>
-        <w:t>(</w:t>
-      </w:r>
-      <w:proofErr w:type="spellStart"/>
-      <w:r>
-        <w:rPr>
-          <w:rFonts w:ascii="Courier New" w:hAnsi="Courier New" w:cs="Courier New"/>
-        </w:rPr>
-        <w:t>error</w:t>
-      </w:r>
-      <w:proofErr w:type="spellEnd"/>
-      <w:r>
-        <w:rPr>
-          <w:rFonts w:ascii="Courier New" w:hAnsi="Courier New" w:cs="Courier New"/>
-        </w:rPr>
-        <w:t>);</w:t>
+          <w:lang w:val="en-US"/>
+        </w:rPr>
+        <w:t>(500).json(error);</w:t>
       </w:r>
     </w:p>
     <w:p>
       <w:pPr>
         <w:rPr>
           <w:rFonts w:ascii="Courier New" w:hAnsi="Courier New" w:cs="Courier New"/>
+          <w:lang w:val="en-US"/>
         </w:rPr>
       </w:pPr>
       <w:r>
         <w:rPr>
           <w:rFonts w:ascii="Courier New" w:hAnsi="Courier New" w:cs="Courier New"/>
-        </w:rPr>
-        <w:t xml:space="preserve">    } </w:t>
-      </w:r>
-      <w:proofErr w:type="spellStart"/>
-      <w:r>
-        <w:rPr>
-          <w:rFonts w:ascii="Courier New" w:hAnsi="Courier New" w:cs="Courier New"/>
-        </w:rPr>
-        <w:t>else</w:t>
-      </w:r>
-      <w:proofErr w:type="spellEnd"/>
-      <w:r>
-        <w:rPr>
-          <w:rFonts w:ascii="Courier New" w:hAnsi="Courier New" w:cs="Courier New"/>
-        </w:rPr>
-        <w:t xml:space="preserve"> {</w:t>
+          <w:lang w:val="en-US"/>
+        </w:rPr>
+        <w:t>    } else {</w:t>
       </w:r>
     </w:p>
     <w:p>
@@ -53009,6 +52903,7 @@
       <w:r>
         <w:rPr>
           <w:rFonts w:ascii="Courier New" w:hAnsi="Courier New" w:cs="Courier New"/>
+          <w:lang w:val="en-US"/>
         </w:rPr>
         <w:t xml:space="preserve">      </w:t>
       </w:r>
@@ -53114,6 +53009,7 @@
       <w:pPr>
         <w:rPr>
           <w:rFonts w:ascii="Courier New" w:hAnsi="Courier New" w:cs="Courier New"/>
+          <w:lang w:val="en-US"/>
         </w:rPr>
       </w:pPr>
       <w:proofErr w:type="spellStart"/>
@@ -53121,6 +53017,7 @@
       <w:r>
         <w:rPr>
           <w:rFonts w:ascii="Courier New" w:hAnsi="Courier New" w:cs="Courier New"/>
+          <w:lang w:val="en-US"/>
         </w:rPr>
         <w:t>router.get</w:t>
       </w:r>
@@ -53128,6 +53025,7 @@
       <w:r>
         <w:rPr>
           <w:rFonts w:ascii="Courier New" w:hAnsi="Courier New" w:cs="Courier New"/>
+          <w:lang w:val="en-US"/>
         </w:rPr>
         <w:t>(</w:t>
       </w:r>
@@ -53135,102 +53033,37 @@
       <w:r>
         <w:rPr>
           <w:rFonts w:ascii="Courier New" w:hAnsi="Courier New" w:cs="Courier New"/>
-        </w:rPr>
-        <w:t>"/:</w:t>
-      </w:r>
-      <w:proofErr w:type="spellStart"/>
-      <w:r>
-        <w:rPr>
-          <w:rFonts w:ascii="Courier New" w:hAnsi="Courier New" w:cs="Courier New"/>
-        </w:rPr>
-        <w:t>id</w:t>
-      </w:r>
-      <w:proofErr w:type="spellEnd"/>
-      <w:r>
-        <w:rPr>
-          <w:rFonts w:ascii="Courier New" w:hAnsi="Courier New" w:cs="Courier New"/>
-        </w:rPr>
-        <w:t>", (</w:t>
-      </w:r>
-      <w:proofErr w:type="spellStart"/>
-      <w:r>
-        <w:rPr>
-          <w:rFonts w:ascii="Courier New" w:hAnsi="Courier New" w:cs="Courier New"/>
-        </w:rPr>
-        <w:t>req</w:t>
-      </w:r>
-      <w:proofErr w:type="spellEnd"/>
-      <w:r>
-        <w:rPr>
-          <w:rFonts w:ascii="Courier New" w:hAnsi="Courier New" w:cs="Courier New"/>
-        </w:rPr>
-        <w:t xml:space="preserve">, </w:t>
-      </w:r>
-      <w:proofErr w:type="spellStart"/>
-      <w:r>
-        <w:rPr>
-          <w:rFonts w:ascii="Courier New" w:hAnsi="Courier New" w:cs="Courier New"/>
-        </w:rPr>
-        <w:t>res</w:t>
-      </w:r>
-      <w:proofErr w:type="spellEnd"/>
-      <w:r>
-        <w:rPr>
-          <w:rFonts w:ascii="Courier New" w:hAnsi="Courier New" w:cs="Courier New"/>
-        </w:rPr>
-        <w:t>) =&gt; {</w:t>
+          <w:lang w:val="en-US"/>
+        </w:rPr>
+        <w:t>"/:id", (req, res) =&gt; {</w:t>
       </w:r>
     </w:p>
     <w:p>
       <w:pPr>
         <w:rPr>
           <w:rFonts w:ascii="Courier New" w:hAnsi="Courier New" w:cs="Courier New"/>
+          <w:lang w:val="en-US"/>
         </w:rPr>
       </w:pPr>
       <w:r>
         <w:rPr>
           <w:rFonts w:ascii="Courier New" w:hAnsi="Courier New" w:cs="Courier New"/>
-        </w:rPr>
-        <w:t xml:space="preserve">  </w:t>
-      </w:r>
-      <w:proofErr w:type="spellStart"/>
-      <w:r>
-        <w:rPr>
-          <w:rFonts w:ascii="Courier New" w:hAnsi="Courier New" w:cs="Courier New"/>
-        </w:rPr>
-        <w:t>const</w:t>
-      </w:r>
-      <w:proofErr w:type="spellEnd"/>
-      <w:r>
-        <w:rPr>
-          <w:rFonts w:ascii="Courier New" w:hAnsi="Courier New" w:cs="Courier New"/>
-        </w:rPr>
-        <w:t xml:space="preserve"> </w:t>
-      </w:r>
-      <w:proofErr w:type="spellStart"/>
-      <w:r>
-        <w:rPr>
-          <w:rFonts w:ascii="Courier New" w:hAnsi="Courier New" w:cs="Courier New"/>
-        </w:rPr>
-        <w:t>id</w:t>
-      </w:r>
-      <w:proofErr w:type="spellEnd"/>
-      <w:r>
-        <w:rPr>
-          <w:rFonts w:ascii="Courier New" w:hAnsi="Courier New" w:cs="Courier New"/>
-        </w:rPr>
-        <w:t xml:space="preserve"> = req.params.id;</w:t>
+          <w:lang w:val="en-US"/>
+        </w:rPr>
+        <w:t>  const id = req.params.id;</w:t>
       </w:r>
     </w:p>
     <w:p>
       <w:pPr>
         <w:rPr>
           <w:rFonts w:ascii="Courier New" w:hAnsi="Courier New" w:cs="Courier New"/>
+          <w:lang w:val="en-US"/>
         </w:rPr>
       </w:pPr>
       <w:r>
         <w:rPr>
           <w:rFonts w:ascii="Courier New" w:hAnsi="Courier New" w:cs="Courier New"/>
+          <w:lang w:val="en-US"/>
         </w:rPr>
         <w:t xml:space="preserve">  </w:t>
       </w:r>
@@ -53239,6 +53072,7 @@
       <w:r>
         <w:rPr>
           <w:rFonts w:ascii="Courier New" w:hAnsi="Courier New" w:cs="Courier New"/>
+          <w:lang w:val="en-US"/>
         </w:rPr>
         <w:t>db.query</w:t>
       </w:r>
@@ -53247,130 +53081,37 @@
       <w:r>
         <w:rPr>
           <w:rFonts w:ascii="Courier New" w:hAnsi="Courier New" w:cs="Courier New"/>
-        </w:rPr>
-        <w:t xml:space="preserve">("SELECT * FROM </w:t>
-      </w:r>
-      <w:proofErr w:type="spellStart"/>
-      <w:r>
-        <w:rPr>
-          <w:rFonts w:ascii="Courier New" w:hAnsi="Courier New" w:cs="Courier New"/>
-        </w:rPr>
-        <w:t>products</w:t>
-      </w:r>
-      <w:proofErr w:type="spellEnd"/>
-      <w:r>
-        <w:rPr>
-          <w:rFonts w:ascii="Courier New" w:hAnsi="Courier New" w:cs="Courier New"/>
-        </w:rPr>
-        <w:t xml:space="preserve"> WHERE </w:t>
-      </w:r>
-      <w:proofErr w:type="spellStart"/>
-      <w:r>
-        <w:rPr>
-          <w:rFonts w:ascii="Courier New" w:hAnsi="Courier New" w:cs="Courier New"/>
-        </w:rPr>
-        <w:t>id</w:t>
-      </w:r>
-      <w:proofErr w:type="spellEnd"/>
-      <w:r>
-        <w:rPr>
-          <w:rFonts w:ascii="Courier New" w:hAnsi="Courier New" w:cs="Courier New"/>
-        </w:rPr>
-        <w:t xml:space="preserve"> = ?", [</w:t>
-      </w:r>
-      <w:proofErr w:type="spellStart"/>
-      <w:r>
-        <w:rPr>
-          <w:rFonts w:ascii="Courier New" w:hAnsi="Courier New" w:cs="Courier New"/>
-        </w:rPr>
-        <w:t>id</w:t>
-      </w:r>
-      <w:proofErr w:type="spellEnd"/>
-      <w:r>
-        <w:rPr>
-          <w:rFonts w:ascii="Courier New" w:hAnsi="Courier New" w:cs="Courier New"/>
-        </w:rPr>
-        <w:t>], (</w:t>
-      </w:r>
-      <w:proofErr w:type="spellStart"/>
-      <w:r>
-        <w:rPr>
-          <w:rFonts w:ascii="Courier New" w:hAnsi="Courier New" w:cs="Courier New"/>
-        </w:rPr>
-        <w:t>error</w:t>
-      </w:r>
-      <w:proofErr w:type="spellEnd"/>
-      <w:r>
-        <w:rPr>
-          <w:rFonts w:ascii="Courier New" w:hAnsi="Courier New" w:cs="Courier New"/>
-        </w:rPr>
-        <w:t xml:space="preserve">, </w:t>
-      </w:r>
-      <w:proofErr w:type="spellStart"/>
-      <w:r>
-        <w:rPr>
-          <w:rFonts w:ascii="Courier New" w:hAnsi="Courier New" w:cs="Courier New"/>
-        </w:rPr>
-        <w:t>result</w:t>
-      </w:r>
-      <w:proofErr w:type="spellEnd"/>
-      <w:r>
-        <w:rPr>
-          <w:rFonts w:ascii="Courier New" w:hAnsi="Courier New" w:cs="Courier New"/>
-        </w:rPr>
-        <w:t>) =&gt; {</w:t>
+          <w:lang w:val="en-US"/>
+        </w:rPr>
+        <w:t>("SELECT * FROM products WHERE id = ?", [id], (error, result) =&gt; {</w:t>
       </w:r>
     </w:p>
     <w:p>
       <w:pPr>
         <w:rPr>
           <w:rFonts w:ascii="Courier New" w:hAnsi="Courier New" w:cs="Courier New"/>
+          <w:lang w:val="en-US"/>
         </w:rPr>
       </w:pPr>
       <w:r>
         <w:rPr>
           <w:rFonts w:ascii="Courier New" w:hAnsi="Courier New" w:cs="Courier New"/>
-        </w:rPr>
-        <w:t xml:space="preserve">    </w:t>
-      </w:r>
-      <w:proofErr w:type="spellStart"/>
-      <w:r>
-        <w:rPr>
-          <w:rFonts w:ascii="Courier New" w:hAnsi="Courier New" w:cs="Courier New"/>
-        </w:rPr>
-        <w:t>if</w:t>
-      </w:r>
-      <w:proofErr w:type="spellEnd"/>
-      <w:r>
-        <w:rPr>
-          <w:rFonts w:ascii="Courier New" w:hAnsi="Courier New" w:cs="Courier New"/>
-        </w:rPr>
-        <w:t xml:space="preserve"> (</w:t>
-      </w:r>
-      <w:proofErr w:type="spellStart"/>
-      <w:r>
-        <w:rPr>
-          <w:rFonts w:ascii="Courier New" w:hAnsi="Courier New" w:cs="Courier New"/>
-        </w:rPr>
-        <w:t>error</w:t>
-      </w:r>
-      <w:proofErr w:type="spellEnd"/>
-      <w:r>
-        <w:rPr>
-          <w:rFonts w:ascii="Courier New" w:hAnsi="Courier New" w:cs="Courier New"/>
-        </w:rPr>
-        <w:t>) {</w:t>
+          <w:lang w:val="en-US"/>
+        </w:rPr>
+        <w:t>    if (error) {</w:t>
       </w:r>
     </w:p>
     <w:p>
       <w:pPr>
         <w:rPr>
           <w:rFonts w:ascii="Courier New" w:hAnsi="Courier New" w:cs="Courier New"/>
+          <w:lang w:val="en-US"/>
         </w:rPr>
       </w:pPr>
       <w:r>
         <w:rPr>
           <w:rFonts w:ascii="Courier New" w:hAnsi="Courier New" w:cs="Courier New"/>
+          <w:lang w:val="en-US"/>
         </w:rPr>
         <w:t xml:space="preserve">      </w:t>
       </w:r>
@@ -53379,6 +53120,7 @@
       <w:r>
         <w:rPr>
           <w:rFonts w:ascii="Courier New" w:hAnsi="Courier New" w:cs="Courier New"/>
+          <w:lang w:val="en-US"/>
         </w:rPr>
         <w:t>res.status</w:t>
       </w:r>
@@ -53387,63 +53129,24 @@
       <w:r>
         <w:rPr>
           <w:rFonts w:ascii="Courier New" w:hAnsi="Courier New" w:cs="Courier New"/>
-        </w:rPr>
-        <w:t>(500).</w:t>
-      </w:r>
-      <w:proofErr w:type="spellStart"/>
-      <w:r>
-        <w:rPr>
-          <w:rFonts w:ascii="Courier New" w:hAnsi="Courier New" w:cs="Courier New"/>
-        </w:rPr>
-        <w:t>json</w:t>
-      </w:r>
-      <w:proofErr w:type="spellEnd"/>
-      <w:r>
-        <w:rPr>
-          <w:rFonts w:ascii="Courier New" w:hAnsi="Courier New" w:cs="Courier New"/>
-        </w:rPr>
-        <w:t>(</w:t>
-      </w:r>
-      <w:proofErr w:type="spellStart"/>
-      <w:r>
-        <w:rPr>
-          <w:rFonts w:ascii="Courier New" w:hAnsi="Courier New" w:cs="Courier New"/>
-        </w:rPr>
-        <w:t>error</w:t>
-      </w:r>
-      <w:proofErr w:type="spellEnd"/>
-      <w:r>
-        <w:rPr>
-          <w:rFonts w:ascii="Courier New" w:hAnsi="Courier New" w:cs="Courier New"/>
-        </w:rPr>
-        <w:t>);</w:t>
+          <w:lang w:val="en-US"/>
+        </w:rPr>
+        <w:t>(500).json(error);</w:t>
       </w:r>
     </w:p>
     <w:p>
       <w:pPr>
         <w:rPr>
           <w:rFonts w:ascii="Courier New" w:hAnsi="Courier New" w:cs="Courier New"/>
+          <w:lang w:val="en-US"/>
         </w:rPr>
       </w:pPr>
       <w:r>
         <w:rPr>
           <w:rFonts w:ascii="Courier New" w:hAnsi="Courier New" w:cs="Courier New"/>
-        </w:rPr>
-        <w:t xml:space="preserve">      </w:t>
-      </w:r>
-      <w:proofErr w:type="spellStart"/>
-      <w:r>
-        <w:rPr>
-          <w:rFonts w:ascii="Courier New" w:hAnsi="Courier New" w:cs="Courier New"/>
-        </w:rPr>
-        <w:t>return</w:t>
-      </w:r>
-      <w:proofErr w:type="spellEnd"/>
-      <w:r>
-        <w:rPr>
-          <w:rFonts w:ascii="Courier New" w:hAnsi="Courier New" w:cs="Courier New"/>
-        </w:rPr>
-        <w:t>;</w:t>
+          <w:lang w:val="en-US"/>
+        </w:rPr>
+        <w:t>      return;</w:t>
       </w:r>
     </w:p>
     <w:p>
@@ -53455,14 +53158,22 @@
       <w:r>
         <w:rPr>
           <w:rFonts w:ascii="Courier New" w:hAnsi="Courier New" w:cs="Courier New"/>
-        </w:rPr>
-        <w:t>    }</w:t>
+          <w:lang w:val="en-US"/>
+        </w:rPr>
+        <w:t xml:space="preserve">    </w:t>
+      </w:r>
+      <w:r>
+        <w:rPr>
+          <w:rFonts w:ascii="Courier New" w:hAnsi="Courier New" w:cs="Courier New"/>
+        </w:rPr>
+        <w:t>}</w:t>
       </w:r>
     </w:p>
     <w:p>
       <w:pPr>
         <w:rPr>
           <w:rFonts w:ascii="Courier New" w:hAnsi="Courier New" w:cs="Courier New"/>
+          <w:lang w:val="en-US"/>
         </w:rPr>
       </w:pPr>
       <w:r>
@@ -53471,25 +53182,19 @@
         </w:rPr>
         <w:t xml:space="preserve">    </w:t>
       </w:r>
-      <w:proofErr w:type="spellStart"/>
       <w:r>
         <w:rPr>
           <w:rFonts w:ascii="Courier New" w:hAnsi="Courier New" w:cs="Courier New"/>
-        </w:rPr>
-        <w:t>if</w:t>
-      </w:r>
-      <w:proofErr w:type="spellEnd"/>
-      <w:r>
-        <w:rPr>
-          <w:rFonts w:ascii="Courier New" w:hAnsi="Courier New" w:cs="Courier New"/>
-        </w:rPr>
-        <w:t xml:space="preserve"> (</w:t>
+          <w:lang w:val="en-US"/>
+        </w:rPr>
+        <w:t>if (</w:t>
       </w:r>
       <w:proofErr w:type="spellStart"/>
       <w:proofErr w:type="gramStart"/>
       <w:r>
         <w:rPr>
           <w:rFonts w:ascii="Courier New" w:hAnsi="Courier New" w:cs="Courier New"/>
+          <w:lang w:val="en-US"/>
         </w:rPr>
         <w:t>result.length</w:t>
       </w:r>
@@ -53498,6 +53203,7 @@
       <w:r>
         <w:rPr>
           <w:rFonts w:ascii="Courier New" w:hAnsi="Courier New" w:cs="Courier New"/>
+          <w:lang w:val="en-US"/>
         </w:rPr>
         <w:t xml:space="preserve"> === 0) {</w:t>
       </w:r>
@@ -53506,11 +53212,13 @@
       <w:pPr>
         <w:rPr>
           <w:rFonts w:ascii="Courier New" w:hAnsi="Courier New" w:cs="Courier New"/>
+          <w:lang w:val="en-US"/>
         </w:rPr>
       </w:pPr>
       <w:r>
         <w:rPr>
           <w:rFonts w:ascii="Courier New" w:hAnsi="Courier New" w:cs="Courier New"/>
+          <w:lang w:val="en-US"/>
         </w:rPr>
         <w:t xml:space="preserve">      </w:t>
       </w:r>
@@ -53519,6 +53227,7 @@
       <w:r>
         <w:rPr>
           <w:rFonts w:ascii="Courier New" w:hAnsi="Courier New" w:cs="Courier New"/>
+          <w:lang w:val="en-US"/>
         </w:rPr>
         <w:t>res.status</w:t>
       </w:r>
@@ -53527,36 +53236,48 @@
       <w:r>
         <w:rPr>
           <w:rFonts w:ascii="Courier New" w:hAnsi="Courier New" w:cs="Courier New"/>
-        </w:rPr>
-        <w:t>(404).</w:t>
-      </w:r>
-      <w:proofErr w:type="spellStart"/>
+          <w:lang w:val="en-US"/>
+        </w:rPr>
+        <w:t>(404).json({ message: "</w:t>
+      </w:r>
       <w:r>
         <w:rPr>
           <w:rFonts w:ascii="Courier New" w:hAnsi="Courier New" w:cs="Courier New"/>
         </w:rPr>
-        <w:t>json</w:t>
-      </w:r>
-      <w:proofErr w:type="spellEnd"/>
+        <w:t>Товар</w:t>
+      </w:r>
       <w:r>
         <w:rPr>
           <w:rFonts w:ascii="Courier New" w:hAnsi="Courier New" w:cs="Courier New"/>
-        </w:rPr>
-        <w:t xml:space="preserve">({ </w:t>
-      </w:r>
-      <w:proofErr w:type="spellStart"/>
+          <w:lang w:val="en-US"/>
+        </w:rPr>
+        <w:t xml:space="preserve"> </w:t>
+      </w:r>
       <w:r>
         <w:rPr>
           <w:rFonts w:ascii="Courier New" w:hAnsi="Courier New" w:cs="Courier New"/>
         </w:rPr>
-        <w:t>message</w:t>
-      </w:r>
-      <w:proofErr w:type="spellEnd"/>
+        <w:t>не</w:t>
+      </w:r>
       <w:r>
         <w:rPr>
           <w:rFonts w:ascii="Courier New" w:hAnsi="Courier New" w:cs="Courier New"/>
-        </w:rPr>
-        <w:t>: "Товар не найден" });</w:t>
+          <w:lang w:val="en-US"/>
+        </w:rPr>
+        <w:t xml:space="preserve"> </w:t>
+      </w:r>
+      <w:r>
+        <w:rPr>
+          <w:rFonts w:ascii="Courier New" w:hAnsi="Courier New" w:cs="Courier New"/>
+        </w:rPr>
+        <w:t>найден</w:t>
+      </w:r>
+      <w:r>
+        <w:rPr>
+          <w:rFonts w:ascii="Courier New" w:hAnsi="Courier New" w:cs="Courier New"/>
+          <w:lang w:val="en-US"/>
+        </w:rPr>
+        <w:t>" });</w:t>
       </w:r>
     </w:p>
     <w:p>
@@ -53568,6 +53289,7 @@
       <w:r>
         <w:rPr>
           <w:rFonts w:ascii="Courier New" w:hAnsi="Courier New" w:cs="Courier New"/>
+          <w:lang w:val="en-US"/>
         </w:rPr>
         <w:t xml:space="preserve">      </w:t>
       </w:r>
